--- a/assets/Benjamin_Stone_CV.docx
+++ b/assets/Benjamin_Stone_CV.docx
@@ -423,7 +423,7 @@
           <w:sz w:val="22"/>
           <w:szCs w:val="22"/>
         </w:rPr>
-        <w:t>Built ROI models across a portfolio of ~6,400 annual loans, projecting a 25% reduction in default risk and ~5,760 hours/year saved through 60% underwriting automation.</w:t>
+        <w:t>Built ROI models across a portfolio of ~6,400 annual loans, estimating a 5-10% reduction in default risk and ~2,000 hours/year saved through partial underwriting automation.</w:t>
       </w:r>
     </w:p>
     <w:p>
@@ -443,7 +443,7 @@
           <w:sz w:val="22"/>
           <w:szCs w:val="22"/>
         </w:rPr>
-        <w:t>Identified an estimated £450K annual revenue uplift from improved lead qualification, supporting data-driven recommendations on AI investment strategy.</w:t>
+        <w:t>Identified a potential £150-200K annual revenue uplift from improved lead qualification, supporting data-driven recommendations on AI investment strategy.</w:t>
       </w:r>
     </w:p>
     <w:p>
@@ -916,7 +916,7 @@
           <w:sz w:val="22"/>
           <w:szCs w:val="22"/>
         </w:rPr>
-        <w:t>Calculated median Ask prices for each constituent two to three times a month, normalised against a base date to produce a composite index.</w:t>
+        <w:t>Calculated weekly median Ask prices for each constituent, normalised against a base date to produce a composite index.</w:t>
       </w:r>
     </w:p>
     <w:p>
